--- a/papers/_sources/rope_measurement_born_problem.docx
+++ b/papers/_sources/rope_measurement_born_problem.docx
@@ -61,23 +61,6 @@
           <w:szCs w:val="20"/>
         </w:rPr>
         <w:t xml:space="preserve">Global Networking Practice, NTT DATA, Charlotte, NC  ·  palmer100@gmail.com</w:t>
-      </w:r>
-    </w:p>
-    <w:p>
-      <w:pPr>
-        <w:spacing w:after="120" w:before="0" w:line="276"/>
-        <w:jc w:val="center"/>
-      </w:pPr>
-      <w:r>
-        <w:rPr>
-          <w:rFonts w:ascii="Times New Roman" w:cs="Times New Roman" w:eastAsia="Times New Roman" w:hAnsi="Times New Roman"/>
-          <w:i/>
-          <w:iCs/>
-          <w:color w:val="666666"/>
-          <w:sz w:val="18"/>
-          <w:szCs w:val="18"/>
-        </w:rPr>
-        <w:t xml:space="preserve">Programme credit: the core Rope Hypothesis is due to Bill Gaede; this work develops and formalises it.</w:t>
       </w:r>
     </w:p>
     <w:p>
@@ -3496,23 +3479,6 @@
       </w:r>
     </w:p>
     <w:p>
-      <w:pPr>
-        <w:spacing w:after="160" w:before="0" w:line="276"/>
-        <w:jc w:val="both"/>
-      </w:pPr>
-      <w:r>
-        <w:rPr>
-          <w:rFonts w:ascii="Times New Roman" w:cs="Times New Roman" w:eastAsia="Times New Roman" w:hAnsi="Times New Roman"/>
-          <w:i/>
-          <w:iCs/>
-          <w:color w:val="666666"/>
-          <w:sz w:val="20"/>
-          <w:szCs w:val="20"/>
-        </w:rPr>
-        <w:t xml:space="preserve">Programme credit: the core Rope Hypothesis is due to Bill Gaede. Computational collaboration and drafting by Claude (Anthropic). Correspondence to palmer100@gmail.com.</w:t>
-      </w:r>
-    </w:p>
-    <w:p>
       <w:r>
         <w:rPr>
           <w:b/>
@@ -3525,6 +3491,7 @@
         <w:t>Each statement below is traceable to the machine-readable registry (claims.yaml), the corpus's single source of truth. Status labels: Derived (follows from stated mechanics), Modeled (reproduces data with declared inputs), EFT-constrained (bounded by effective-theory limits), Conjecture (proposed, not derived), Open (registered unsolved problem), Failed (falsified, kept as a finding). Where a claim is code-backed, the named benchmark reruns it.</w:t>
       </w:r>
     </w:p>
+    <w:p/>
     <w:p>
       <w:r>
         <w:rPr>
@@ -3534,6 +3501,12 @@
       </w:r>
       <w:r>
         <w:t>Config-counting gives  [benchmark: benchmarks/bell/gamma_measurement_analysis.py]</w:t>
+      </w:r>
+    </w:p>
+    <w:p/>
+    <w:p>
+      <w:r>
+        <w:t>Programme credit: the core Rope Hypothesis is due to Bill Gaede; this work develops and formalises it. Computational collaboration and drafting by Claude (Anthropic). Correspondence to palmer100@gmail.com.</w:t>
       </w:r>
     </w:p>
     <w:sectPr>

--- a/papers/_sources/rope_measurement_born_problem.docx
+++ b/papers/_sources/rope_measurement_born_problem.docx
@@ -45,7 +45,7 @@
           <w:sz w:val="22"/>
           <w:szCs w:val="22"/>
         </w:rPr>
-        <w:t xml:space="preserve">Mark Palmer  ·  with computational collaboration by Claude (Anthropic)</w:t>
+        <w:t xml:space="preserve">Mark Palmer · with computational collaboration by Claude (Anthropic)</w:t>
       </w:r>
     </w:p>
     <w:p>
@@ -60,7 +60,7 @@
           <w:sz w:val="20"/>
           <w:szCs w:val="20"/>
         </w:rPr>
-        <w:t xml:space="preserve">Global Networking Practice, NTT DATA, Charlotte, NC  ·  palmer100@gmail.com</w:t>
+        <w:t xml:space="preserve">Charlotte, NC · palmer100@gmail.com</w:t>
       </w:r>
     </w:p>
     <w:p>

--- a/papers/_sources/rope_measurement_born_problem.docx
+++ b/papers/_sources/rope_measurement_born_problem.docx
@@ -88,6 +88,20 @@
           <w:szCs w:val="22"/>
         </w:rPr>
         <w:t xml:space="preserve"/>
+      </w:r>
+    </w:p>
+    <w:p>
+      <w:pPr>
+        <w:spacing w:after="160" w:before="0" w:line="276"/>
+        <w:jc w:val="both"/>
+      </w:pPr>
+      <w:r>
+        <w:rPr>
+          <w:rFonts w:ascii="Times New Roman" w:cs="Times New Roman" w:eastAsia="Times New Roman" w:hAnsi="Times New Roman"/>
+          <w:sz w:val="24"/>
+          <w:szCs w:val="24"/>
+        </w:rPr>
+        <w:t xml:space="preserve">Naming note (5 September 2026). This programme is now the Mesh Programme and the theory it develops the mesh framework; 'the rope framework' in earlier revisions reads 'the mesh framework'. 'Rope' remains the name of the two-strand wound object, and the Rope Hypothesis credited to Bill Gaede keeps its name. Identifiers (repository, rope_solver, file names, claim IDs) are unchanged.</w:t>
       </w:r>
     </w:p>
     <w:p>
@@ -118,7 +132,7 @@
           <w:sz w:val="24"/>
           <w:szCs w:val="24"/>
         </w:rPr>
-        <w:t xml:space="preserve">The non-local-dynamics paper reduced the question of whether the rope model reproduces quantum correlations to a single angle-identification: does the rope measurement couple to the Hopf base-sphere (Bloch) angle, giving γ = 1 and the quantum value, or not? This paper attempts to settle it from the programme’s own measurement model — irreversible configuration-entropy increase, S = k ln|C| — and reaches a NEGATIVE result, which we report plainly because it is both true and useful. A configuration-entropy measurement is a linear COUNT of microscopic configurations compatible with an outcome. We compute what such a count assigns on the Hopf geometry and find it gives the hemisphere-overlap fraction (π−θ)/π — a TRIANGLE-WAVE correlation, linear in the angle, identical to the classical local model already falsified by Bell. It does NOT give the Born rule cos²(θ/2). We trace the reason precisely: the Born rule is the squared modulus of a SUM OF AMPLITUDES (interference), whereas a configuration count sums non-negative weights linearly; the two are different operations, and only the former produces the quantum cosine. The consequence is that the rope programme’s stated measurement mechanism, as a classical configuration count, cannot deliver γ = 1; reaching quantum correlations requires an amplitude/interference structure at measurement that the programme has not supplied. We also record, in the spirit of the programme’s error-reporting discipline, that an earlier version of this very analysis reached the OPPOSITE conclusion through an algebraic mistake, which a numerical check caught — a caution we make visible rather than hide.</w:t>
+        <w:t xml:space="preserve">The non-local-dynamics paper reduced the question of whether the rope model reproduces quantum correlations to a single angle-identification: does the rope measurement couple to the Hopf base-sphere (Bloch) angle, giving γ = 1 and the quantum value, or not? This paper attempts to settle it from the programme’s own measurement model — irreversible configuration-entropy increase, S = k ln|C| — and reaches a NEGATIVE result, which we report plainly because it is both true and useful. A configuration-entropy measurement is a linear COUNT of microscopic configurations compatible with an outcome. We compute what such a count assigns on the Hopf geometry and find it gives the hemisphere-overlap fraction (π−θ)/π — a TRIANGLE-WAVE correlation, linear in the angle, identical to the classical local model already falsified by Bell. It does NOT give the Born rule cos²(θ/2). We trace the reason precisely: the Born rule is the squared modulus of a SUM OF AMPLITUDES (interference), whereas a configuration count sums non-negative weights linearly; the two are different operations, and only the former produces the quantum cosine. The consequence is that the mesh programme’s stated measurement mechanism, as a classical configuration count, cannot deliver γ = 1; reaching quantum correlations requires an amplitude/interference structure at measurement that the programme has not supplied. We also record, in the spirit of the programme’s error-reporting discipline, that an earlier version of this very analysis reached the OPPOSITE conclusion through an algebraic mistake, which a numerical check caught — a caution we make visible rather than hide.</w:t>
       </w:r>
     </w:p>
     <w:p>
@@ -1834,7 +1848,7 @@
           <w:sz w:val="24"/>
           <w:szCs w:val="24"/>
         </w:rPr>
-        <w:t xml:space="preserve">It is worth being clear that this is not a failure specific to ropes: ANY hidden-variable model whose measurement rule is a linear count over a classical configuration space gives a triangle-type (classical) correlation. That is, in effect, one way of stating Bell’s theorem. The rope programme’s configuration-entropy measurement is such a rule, and inherits the classical ceiling.</w:t>
+        <w:t xml:space="preserve">It is worth being clear that this is not a failure specific to ropes: ANY hidden-variable model whose measurement rule is a linear count over a classical configuration space gives a triangle-type (classical) correlation. That is, in effect, one way of stating Bell’s theorem. The mesh programme’s configuration-entropy measurement is such a rule, and inherits the classical ceiling.</w:t>
       </w:r>
     </w:p>
     <w:p>
@@ -3463,7 +3477,7 @@
           <w:sz w:val="24"/>
           <w:szCs w:val="24"/>
         </w:rPr>
-        <w:t xml:space="preserve">We attempted to settle, from the rope programme’s own measurement model, whether the rope model reproduces quantum correlations, and we reached a negative result. Measurement as configuration-entropy increase is a linear count of compatible configurations; on the Hopf geometry it yields the hemisphere-overlap fraction (π−θ)/π, a triangle-wave correlation identical to the classical local model, not the Born rule cos²(θ/2). The reason is structural and decisive: the Born rule is an interference effect — the squared modulus of a sum of amplitudes — while a configuration count sums non-negative weights linearly, and counting is not interference. As currently formulated, therefore, the rope model reproduces only classical correlations and is falsified as a complete theory of entanglement. The obstacle is specific: the measurement rule lacks amplitude structure, and whether rope dynamics can supply it is the open requirement. We report this negative result in full — including an algebraic error, caught by numerical check, that had briefly suggested the opposite — because the purpose of these foundational papers is to learn the truth about the programme’s core, and a clearly located failure is a more valuable thing to know than an unearned success.</w:t>
+        <w:t xml:space="preserve">We attempted to settle, from the mesh programme’s own measurement model, whether the rope model reproduces quantum correlations, and we reached a negative result. Measurement as configuration-entropy increase is a linear count of compatible configurations; on the Hopf geometry it yields the hemisphere-overlap fraction (π−θ)/π, a triangle-wave correlation identical to the classical local model, not the Born rule cos²(θ/2). The reason is structural and decisive: the Born rule is an interference effect — the squared modulus of a sum of amplitudes — while a configuration count sums non-negative weights linearly, and counting is not interference. As currently formulated, therefore, the rope model reproduces only classical correlations and is falsified as a complete theory of entanglement. The obstacle is specific: the measurement rule lacks amplitude structure, and whether rope dynamics can supply it is the open requirement. We report this negative result in full — including an algebraic error, caught by numerical check, that had briefly suggested the opposite — because the purpose of these foundational papers is to learn the truth about the programme’s core, and a clearly located failure is a more valuable thing to know than an unearned success.</w:t>
       </w:r>
     </w:p>
     <w:p>
